--- a/lab2/отчет2.docx
+++ b/lab2/отчет2.docx
@@ -328,6 +328,7 @@
           <w:rFonts w:ascii="Times New Roman" w:hAnsi="Times New Roman" w:cs="Times New Roman"/>
           <w:sz w:val="24"/>
           <w:szCs w:val="24"/>
+          <w:lang w:val="en-US"/>
         </w:rPr>
       </w:pPr>
       <w:r>
@@ -405,6 +406,108 @@
     </w:p>
     <w:p>
       <w:pPr>
+        <w:spacing w:after="0" w:line="240" w:lineRule="auto"/>
+        <w:rPr>
+          <w:rFonts w:ascii="Times New Roman" w:hAnsi="Times New Roman" w:cs="Times New Roman"/>
+          <w:sz w:val="24"/>
+          <w:szCs w:val="24"/>
+        </w:rPr>
+      </w:pPr>
+      <w:r>
+        <w:rPr>
+          <w:rFonts w:ascii="Times New Roman" w:hAnsi="Times New Roman" w:cs="Times New Roman"/>
+          <w:sz w:val="24"/>
+          <w:szCs w:val="24"/>
+        </w:rPr>
+        <w:t>Студент</w:t>
+      </w:r>
+    </w:p>
+    <w:p>
+      <w:pPr>
+        <w:spacing w:after="0" w:line="360" w:lineRule="auto"/>
+        <w:rPr>
+          <w:rFonts w:ascii="Times New Roman" w:hAnsi="Times New Roman" w:cs="Times New Roman"/>
+          <w:sz w:val="24"/>
+          <w:szCs w:val="24"/>
+        </w:rPr>
+      </w:pPr>
+      <w:r>
+        <w:rPr>
+          <w:rFonts w:ascii="Times New Roman" w:hAnsi="Times New Roman" w:cs="Times New Roman"/>
+          <w:sz w:val="24"/>
+          <w:szCs w:val="24"/>
+        </w:rPr>
+        <w:t xml:space="preserve">гр. БИС-26-01  </w:t>
+      </w:r>
+      <w:r>
+        <w:rPr>
+          <w:rFonts w:ascii="Times New Roman" w:hAnsi="Times New Roman" w:cs="Times New Roman"/>
+          <w:sz w:val="24"/>
+          <w:szCs w:val="24"/>
+        </w:rPr>
+        <w:t xml:space="preserve"> </w:t>
+      </w:r>
+      <w:r>
+        <w:rPr>
+          <w:rFonts w:ascii="Times New Roman" w:hAnsi="Times New Roman" w:cs="Times New Roman"/>
+          <w:sz w:val="24"/>
+          <w:szCs w:val="24"/>
+        </w:rPr>
+        <w:t xml:space="preserve"> </w:t>
+      </w:r>
+      <w:r>
+        <w:rPr>
+          <w:rFonts w:ascii="Times New Roman" w:hAnsi="Times New Roman" w:cs="Times New Roman"/>
+          <w:sz w:val="24"/>
+          <w:szCs w:val="24"/>
+        </w:rPr>
+        <w:t xml:space="preserve"> </w:t>
+      </w:r>
+      <w:r>
+        <w:rPr>
+          <w:rFonts w:ascii="Times New Roman" w:hAnsi="Times New Roman" w:cs="Times New Roman"/>
+          <w:sz w:val="24"/>
+          <w:szCs w:val="24"/>
+        </w:rPr>
+        <w:t>_______________________________________________</w:t>
+      </w:r>
+      <w:r>
+        <w:rPr>
+          <w:rFonts w:ascii="Times New Roman" w:hAnsi="Times New Roman" w:cs="Times New Roman"/>
+          <w:sz w:val="24"/>
+          <w:szCs w:val="24"/>
+        </w:rPr>
+        <w:t xml:space="preserve"> </w:t>
+      </w:r>
+      <w:r>
+        <w:rPr>
+          <w:rFonts w:ascii="Times New Roman" w:hAnsi="Times New Roman" w:cs="Times New Roman"/>
+          <w:sz w:val="24"/>
+          <w:szCs w:val="24"/>
+        </w:rPr>
+        <w:t xml:space="preserve">  </w:t>
+      </w:r>
+      <w:r>
+        <w:rPr>
+          <w:rFonts w:ascii="Times New Roman" w:hAnsi="Times New Roman" w:cs="Times New Roman"/>
+          <w:sz w:val="24"/>
+          <w:szCs w:val="24"/>
+        </w:rPr>
+        <w:t xml:space="preserve">А.Е. </w:t>
+      </w:r>
+      <w:proofErr w:type="spellStart"/>
+      <w:r>
+        <w:rPr>
+          <w:rFonts w:ascii="Times New Roman" w:hAnsi="Times New Roman" w:cs="Times New Roman"/>
+          <w:sz w:val="24"/>
+          <w:szCs w:val="24"/>
+        </w:rPr>
+        <w:t>Кобозов</w:t>
+      </w:r>
+      <w:proofErr w:type="spellEnd"/>
+    </w:p>
+    <w:p>
+      <w:pPr>
         <w:spacing w:line="360" w:lineRule="auto"/>
         <w:rPr>
           <w:rFonts w:ascii="Times New Roman" w:hAnsi="Times New Roman" w:cs="Times New Roman"/>
@@ -450,17 +553,18 @@
           <w:sz w:val="24"/>
           <w:szCs w:val="24"/>
         </w:rPr>
-        <w:t xml:space="preserve"> М. В. Водяницкий</w:t>
-      </w:r>
-    </w:p>
-    <w:p>
-      <w:pPr>
-        <w:rPr>
-          <w:rFonts w:ascii="Times New Roman" w:hAnsi="Times New Roman" w:cs="Times New Roman"/>
-          <w:sz w:val="24"/>
-          <w:szCs w:val="24"/>
-        </w:rPr>
-      </w:pPr>
+        <w:t xml:space="preserve"> М. В. </w:t>
+      </w:r>
+      <w:proofErr w:type="spellStart"/>
+      <w:r>
+        <w:rPr>
+          <w:rFonts w:ascii="Times New Roman" w:hAnsi="Times New Roman" w:cs="Times New Roman"/>
+          <w:sz w:val="24"/>
+          <w:szCs w:val="24"/>
+        </w:rPr>
+        <w:t>Водяницкий</w:t>
+      </w:r>
+      <w:proofErr w:type="spellEnd"/>
     </w:p>
     <w:p>
       <w:pPr>
@@ -597,13 +701,23 @@
         </w:rPr>
         <w:t>c</w:t>
       </w:r>
-      <w:r>
-        <w:rPr>
-          <w:rFonts w:ascii="Times New Roman" w:hAnsi="Times New Roman" w:cs="Times New Roman"/>
-          <w:sz w:val="28"/>
-          <w:szCs w:val="28"/>
-        </w:rPr>
-        <w:t xml:space="preserve">оздать локальный каталог </w:t>
+      <w:proofErr w:type="spellStart"/>
+      <w:r>
+        <w:rPr>
+          <w:rFonts w:ascii="Times New Roman" w:hAnsi="Times New Roman" w:cs="Times New Roman"/>
+          <w:sz w:val="28"/>
+          <w:szCs w:val="28"/>
+        </w:rPr>
+        <w:t>оздать</w:t>
+      </w:r>
+      <w:proofErr w:type="spellEnd"/>
+      <w:r>
+        <w:rPr>
+          <w:rFonts w:ascii="Times New Roman" w:hAnsi="Times New Roman" w:cs="Times New Roman"/>
+          <w:sz w:val="28"/>
+          <w:szCs w:val="28"/>
+        </w:rPr>
+        <w:t xml:space="preserve"> локальный каталог </w:t>
       </w:r>
       <w:r>
         <w:rPr>
@@ -613,6 +727,7 @@
         </w:rPr>
         <w:t>«</w:t>
       </w:r>
+      <w:proofErr w:type="spellStart"/>
       <w:r>
         <w:rPr>
           <w:rFonts w:ascii="Times New Roman" w:hAnsi="Times New Roman" w:cs="Times New Roman"/>
@@ -621,6 +736,7 @@
         </w:rPr>
         <w:t>cs-programming-labs</w:t>
       </w:r>
+      <w:proofErr w:type="spellEnd"/>
       <w:r>
         <w:rPr>
           <w:rFonts w:ascii="Times New Roman" w:hAnsi="Times New Roman" w:cs="Times New Roman"/>
@@ -635,8 +751,18 @@
           <w:sz w:val="28"/>
           <w:szCs w:val="28"/>
         </w:rPr>
-        <w:t>, инициализировать в нем Git</w:t>
-      </w:r>
+        <w:t xml:space="preserve">, инициализировать в нем </w:t>
+      </w:r>
+      <w:proofErr w:type="spellStart"/>
+      <w:r>
+        <w:rPr>
+          <w:rFonts w:ascii="Times New Roman" w:hAnsi="Times New Roman" w:cs="Times New Roman"/>
+          <w:sz w:val="28"/>
+          <w:szCs w:val="28"/>
+        </w:rPr>
+        <w:t>Git</w:t>
+      </w:r>
+      <w:proofErr w:type="spellEnd"/>
       <w:r>
         <w:rPr>
           <w:rFonts w:ascii="Times New Roman" w:hAnsi="Times New Roman" w:cs="Times New Roman"/>
@@ -661,6 +787,7 @@
         </w:rPr>
         <w:t>«</w:t>
       </w:r>
+      <w:proofErr w:type="spellStart"/>
       <w:r>
         <w:rPr>
           <w:rFonts w:ascii="Times New Roman" w:hAnsi="Times New Roman" w:cs="Times New Roman"/>
@@ -669,6 +796,7 @@
         </w:rPr>
         <w:t>main</w:t>
       </w:r>
+      <w:proofErr w:type="spellEnd"/>
       <w:r>
         <w:rPr>
           <w:rFonts w:ascii="Times New Roman" w:hAnsi="Times New Roman" w:cs="Times New Roman"/>
@@ -800,6 +928,7 @@
       <w:r>
         <w:rPr>
           <w:rFonts w:ascii="Times New Roman" w:hAnsi="Times New Roman" w:cs="Times New Roman"/>
+          <w:noProof/>
           <w:sz w:val="28"/>
           <w:szCs w:val="28"/>
         </w:rPr>
@@ -1194,6 +1323,7 @@
       <w:r>
         <w:rPr>
           <w:rFonts w:ascii="Times New Roman" w:hAnsi="Times New Roman" w:cs="Times New Roman"/>
+          <w:noProof/>
           <w:sz w:val="28"/>
           <w:szCs w:val="28"/>
         </w:rPr>
@@ -1295,39 +1425,7 @@
           <w:sz w:val="28"/>
           <w:szCs w:val="28"/>
         </w:rPr>
-        <w:t xml:space="preserve"> </w:t>
-      </w:r>
-      <w:r>
-        <w:rPr>
-          <w:rFonts w:ascii="Times New Roman" w:hAnsi="Times New Roman" w:cs="Times New Roman"/>
-          <w:sz w:val="28"/>
-          <w:szCs w:val="28"/>
-        </w:rPr>
-        <w:t xml:space="preserve">половина </w:t>
-      </w:r>
-      <w:r>
-        <w:rPr>
-          <w:rFonts w:ascii="Times New Roman" w:hAnsi="Times New Roman" w:cs="Times New Roman"/>
-          <w:sz w:val="28"/>
-          <w:szCs w:val="28"/>
-        </w:rPr>
-        <w:t>файл</w:t>
-      </w:r>
-      <w:r>
-        <w:rPr>
-          <w:rFonts w:ascii="Times New Roman" w:hAnsi="Times New Roman" w:cs="Times New Roman"/>
-          <w:sz w:val="28"/>
-          <w:szCs w:val="28"/>
-        </w:rPr>
-        <w:t>ов</w:t>
-      </w:r>
-      <w:r>
-        <w:rPr>
-          <w:rFonts w:ascii="Times New Roman" w:hAnsi="Times New Roman" w:cs="Times New Roman"/>
-          <w:sz w:val="28"/>
-          <w:szCs w:val="28"/>
-        </w:rPr>
-        <w:t xml:space="preserve"> заданий из лабораторной работы номер 1 были размещены в репозитории.</w:t>
+        <w:t xml:space="preserve"> половина файлов заданий из лабораторной работы номер 1 были размещены в репозитории.</w:t>
       </w:r>
     </w:p>
     <w:p>
@@ -1496,15 +1594,7 @@
           <w:sz w:val="28"/>
           <w:szCs w:val="28"/>
         </w:rPr>
-        <w:t>3</w:t>
-      </w:r>
-      <w:r>
-        <w:rPr>
-          <w:rFonts w:ascii="Times New Roman" w:hAnsi="Times New Roman" w:cs="Times New Roman"/>
-          <w:sz w:val="28"/>
-          <w:szCs w:val="28"/>
-        </w:rPr>
-        <w:t>.</w:t>
+        <w:t>3.</w:t>
       </w:r>
     </w:p>
     <w:p>
@@ -1521,6 +1611,7 @@
       <w:r>
         <w:rPr>
           <w:rFonts w:ascii="Times New Roman" w:hAnsi="Times New Roman" w:cs="Times New Roman"/>
+          <w:noProof/>
           <w:sz w:val="28"/>
           <w:szCs w:val="28"/>
         </w:rPr>
@@ -1578,23 +1669,7 @@
           <w:sz w:val="28"/>
           <w:szCs w:val="28"/>
         </w:rPr>
-        <w:t xml:space="preserve">Рисунок </w:t>
-      </w:r>
-      <w:r>
-        <w:rPr>
-          <w:rFonts w:ascii="Times New Roman" w:hAnsi="Times New Roman" w:cs="Times New Roman"/>
-          <w:sz w:val="28"/>
-          <w:szCs w:val="28"/>
-        </w:rPr>
-        <w:t>3</w:t>
-      </w:r>
-      <w:r>
-        <w:rPr>
-          <w:rFonts w:ascii="Times New Roman" w:hAnsi="Times New Roman" w:cs="Times New Roman"/>
-          <w:sz w:val="28"/>
-          <w:szCs w:val="28"/>
-        </w:rPr>
-        <w:t xml:space="preserve"> – Размещены файлы первой лабораторной работы</w:t>
+        <w:t>Рисунок 3 – Размещены файлы первой лабораторной работы</w:t>
       </w:r>
     </w:p>
     <w:p>
@@ -1614,23 +1689,7 @@
           <w:sz w:val="28"/>
           <w:szCs w:val="28"/>
         </w:rPr>
-        <w:t xml:space="preserve">Рисунок </w:t>
-      </w:r>
-      <w:r>
-        <w:rPr>
-          <w:rFonts w:ascii="Times New Roman" w:hAnsi="Times New Roman" w:cs="Times New Roman"/>
-          <w:sz w:val="28"/>
-          <w:szCs w:val="28"/>
-        </w:rPr>
-        <w:t>3</w:t>
-      </w:r>
-      <w:r>
-        <w:rPr>
-          <w:rFonts w:ascii="Times New Roman" w:hAnsi="Times New Roman" w:cs="Times New Roman"/>
-          <w:sz w:val="28"/>
-          <w:szCs w:val="28"/>
-        </w:rPr>
-        <w:t xml:space="preserve"> показывает результат выполнения задания 3</w:t>
+        <w:t>Рисунок 3 показывает результат выполнения задания 3</w:t>
       </w:r>
       <w:r>
         <w:rPr>
@@ -1646,23 +1705,7 @@
           <w:sz w:val="28"/>
           <w:szCs w:val="28"/>
         </w:rPr>
-        <w:t xml:space="preserve"> все </w:t>
-      </w:r>
-      <w:r>
-        <w:rPr>
-          <w:rFonts w:ascii="Times New Roman" w:hAnsi="Times New Roman" w:cs="Times New Roman"/>
-          <w:sz w:val="28"/>
-          <w:szCs w:val="28"/>
-        </w:rPr>
-        <w:t xml:space="preserve">остальные </w:t>
-      </w:r>
-      <w:r>
-        <w:rPr>
-          <w:rFonts w:ascii="Times New Roman" w:hAnsi="Times New Roman" w:cs="Times New Roman"/>
-          <w:sz w:val="28"/>
-          <w:szCs w:val="28"/>
-        </w:rPr>
-        <w:t>файлы заданий из лабораторной работы номер 1 были размещены в репозитории.</w:t>
+        <w:t xml:space="preserve"> все остальные файлы заданий из лабораторной работы номер 1 были размещены в репозитории.</w:t>
       </w:r>
     </w:p>
     <w:p>
@@ -1687,7 +1730,6 @@
           <w:rFonts w:ascii="Arial" w:hAnsi="Arial" w:cs="Arial"/>
           <w:sz w:val="28"/>
           <w:szCs w:val="28"/>
-          <w:lang w:val="en-US"/>
         </w:rPr>
         <w:t>4</w:t>
       </w:r>
@@ -1743,6 +1785,7 @@
         </w:rPr>
         <w:t>«</w:t>
       </w:r>
+      <w:proofErr w:type="spellStart"/>
       <w:r>
         <w:rPr>
           <w:rFonts w:ascii="Times New Roman" w:hAnsi="Times New Roman" w:cs="Times New Roman"/>
@@ -1751,6 +1794,7 @@
         </w:rPr>
         <w:t>main</w:t>
       </w:r>
+      <w:proofErr w:type="spellEnd"/>
       <w:r>
         <w:rPr>
           <w:rFonts w:ascii="Times New Roman" w:hAnsi="Times New Roman" w:cs="Times New Roman"/>
@@ -1839,6 +1883,7 @@
       <w:r>
         <w:rPr>
           <w:rFonts w:ascii="Times New Roman" w:hAnsi="Times New Roman" w:cs="Times New Roman"/>
+          <w:noProof/>
           <w:sz w:val="28"/>
           <w:szCs w:val="28"/>
         </w:rPr>
